--- a/exports/export_2024-11-01_emily/ecal9469_Standardform output or export_2108_2024-11-01.docx
+++ b/exports/export_2024-11-01_emily/ecal9469_Standardform output or export_2108_2024-11-01.docx
@@ -1,6 +1,6 @@
 
 <file path=word/document.xml><?xml version="1.0" encoding="utf-8"?>
-<w:document xmlns:wpc="http://schemas.microsoft.com/office/word/2010/wordprocessingCanvas" xmlns:cx="http://schemas.microsoft.com/office/drawing/2014/chartex" xmlns:cx1="http://schemas.microsoft.com/office/drawing/2015/9/8/chartex" xmlns:mc="http://schemas.openxmlformats.org/markup-compatibility/2006" xmlns:o="urn:schemas-microsoft-com:office:office" xmlns:r="http://schemas.openxmlformats.org/officeDocument/2006/relationships" xmlns:m="http://schemas.openxmlformats.org/officeDocument/2006/math" xmlns:v="urn:schemas-microsoft-com:vml" xmlns:wp14="http://schemas.microsoft.com/office/word/2010/wordprocessingDrawing" xmlns:wp="http://schemas.openxmlformats.org/drawingml/2006/wordprocessingDrawing" xmlns:w10="urn:schemas-microsoft-com:office:word" xmlns:w="http://schemas.openxmlformats.org/wordprocessingml/2006/main" xmlns:w14="http://schemas.microsoft.com/office/word/2010/wordml" xmlns:w15="http://schemas.microsoft.com/office/word/2012/wordml" xmlns:w16se="http://schemas.microsoft.com/office/word/2015/wordml/symex" xmlns:wpg="http://schemas.microsoft.com/office/word/2010/wordprocessingGroup" xmlns:wpi="http://schemas.microsoft.com/office/word/2010/wordprocessingInk" xmlns:wne="http://schemas.microsoft.com/office/word/2006/wordml" xmlns:wps="http://schemas.microsoft.com/office/word/2010/wordprocessingShape" mc:Ignorable="w14 w15 w16se wp14">
+<w:document xmlns:wpc="http://schemas.microsoft.com/office/word/2010/wordprocessingCanvas" xmlns:cx="http://schemas.microsoft.com/office/drawing/2014/chartex" xmlns:cx1="http://schemas.microsoft.com/office/drawing/2015/9/8/chartex" xmlns:cx2="http://schemas.microsoft.com/office/drawing/2015/10/21/chartex" xmlns:cx3="http://schemas.microsoft.com/office/drawing/2016/5/9/chartex" xmlns:cx4="http://schemas.microsoft.com/office/drawing/2016/5/10/chartex" xmlns:cx5="http://schemas.microsoft.com/office/drawing/2016/5/11/chartex" xmlns:cx6="http://schemas.microsoft.com/office/drawing/2016/5/12/chartex" xmlns:cx7="http://schemas.microsoft.com/office/drawing/2016/5/13/chartex" xmlns:cx8="http://schemas.microsoft.com/office/drawing/2016/5/14/chartex" xmlns:mc="http://schemas.openxmlformats.org/markup-compatibility/2006" xmlns:aink="http://schemas.microsoft.com/office/drawing/2016/ink" xmlns:am3d="http://schemas.microsoft.com/office/drawing/2017/model3d" xmlns:o="urn:schemas-microsoft-com:office:office" xmlns:oel="http://schemas.microsoft.com/office/2019/extlst" xmlns:r="http://schemas.openxmlformats.org/officeDocument/2006/relationships" xmlns:m="http://schemas.openxmlformats.org/officeDocument/2006/math" xmlns:v="urn:schemas-microsoft-com:vml" xmlns:wp14="http://schemas.microsoft.com/office/word/2010/wordprocessingDrawing" xmlns:wp="http://schemas.openxmlformats.org/drawingml/2006/wordprocessingDrawing" xmlns:w10="urn:schemas-microsoft-com:office:word" xmlns:w="http://schemas.openxmlformats.org/wordprocessingml/2006/main" xmlns:w14="http://schemas.microsoft.com/office/word/2010/wordml" xmlns:w15="http://schemas.microsoft.com/office/word/2012/wordml" xmlns:w16cex="http://schemas.microsoft.com/office/word/2018/wordml/cex" xmlns:w16cid="http://schemas.microsoft.com/office/word/2016/wordml/cid" xmlns:w16="http://schemas.microsoft.com/office/word/2018/wordml" xmlns:w16du="http://schemas.microsoft.com/office/word/2023/wordml/word16du" xmlns:w16sdtdh="http://schemas.microsoft.com/office/word/2020/wordml/sdtdatahash" xmlns:w16sdtfl="http://schemas.microsoft.com/office/word/2024/wordml/sdtformatlock" xmlns:w16se="http://schemas.microsoft.com/office/word/2015/wordml/symex" xmlns:wpg="http://schemas.microsoft.com/office/word/2010/wordprocessingGroup" xmlns:wpi="http://schemas.microsoft.com/office/word/2010/wordprocessingInk" xmlns:wne="http://schemas.microsoft.com/office/word/2006/wordml" xmlns:wps="http://schemas.microsoft.com/office/word/2010/wordprocessingShape" mc:Ignorable="w14 w15 w16se w16cid w16 w16cex w16sdtdh w16sdtfl w16du wp14">
   <w:body>
     <w:p>
       <w:pPr>
@@ -63,7 +63,6 @@
         <w:tc>
           <w:tcPr>
             <w:tcW w:w="5040" w:type="dxa"/>
-            <w:shd w:val="clear" w:color="auto" w:fill="auto"/>
           </w:tcPr>
           <w:p>
             <w:pPr>
@@ -82,39 +81,7 @@
                 <w:rFonts w:ascii="Arial" w:hAnsi="Arial" w:cs="Arial"/>
                 <w:i/>
               </w:rPr>
-              <w:t>[</w:t>
-            </w:r>
-            <w:proofErr w:type="spellStart"/>
-            <w:r>
-              <w:rPr>
-                <w:rFonts w:ascii="Arial" w:hAnsi="Arial" w:cs="Arial"/>
-                <w:i/>
-              </w:rPr>
-              <w:t>name</w:t>
-            </w:r>
-            <w:proofErr w:type="spellEnd"/>
-            <w:r>
-              <w:rPr>
-                <w:rFonts w:ascii="Arial" w:hAnsi="Arial" w:cs="Arial"/>
-                <w:i/>
-              </w:rPr>
-              <w:t xml:space="preserve"> </w:t>
-            </w:r>
-            <w:proofErr w:type="spellStart"/>
-            <w:r>
-              <w:rPr>
-                <w:rFonts w:ascii="Arial" w:hAnsi="Arial" w:cs="Arial"/>
-                <w:i/>
-              </w:rPr>
-              <w:t>user</w:t>
-            </w:r>
-            <w:proofErr w:type="spellEnd"/>
-            <w:r>
-              <w:rPr>
-                <w:rFonts w:ascii="Arial" w:hAnsi="Arial" w:cs="Arial"/>
-                <w:i/>
-              </w:rPr>
-              <w:t>]</w:t>
+              <w:t>[name user]</w:t>
             </w:r>
             <w:r>
               <w:rPr>
@@ -128,7 +95,6 @@
         <w:tc>
           <w:tcPr>
             <w:tcW w:w="4320" w:type="dxa"/>
-            <w:shd w:val="clear" w:color="auto" w:fill="auto"/>
           </w:tcPr>
           <w:p>
             <w:pPr>
@@ -140,16 +106,8 @@
               <w:rPr>
                 <w:rFonts w:ascii="Arial" w:hAnsi="Arial" w:cs="Arial"/>
               </w:rPr>
-              <w:t xml:space="preserve">Emily </w:t>
-            </w:r>
-            <w:proofErr w:type="spellStart"/>
-            <w:r>
-              <w:rPr>
-                <w:rFonts w:ascii="Arial" w:hAnsi="Arial" w:cs="Arial"/>
-              </w:rPr>
-              <w:t>Cantrell</w:t>
-            </w:r>
-            <w:proofErr w:type="spellEnd"/>
+              <w:t>Emily Cantrell</w:t>
+            </w:r>
           </w:p>
         </w:tc>
       </w:tr>
@@ -157,7 +115,6 @@
         <w:tc>
           <w:tcPr>
             <w:tcW w:w="5040" w:type="dxa"/>
-            <w:shd w:val="clear" w:color="auto" w:fill="auto"/>
           </w:tcPr>
           <w:p>
             <w:pPr>
@@ -242,7 +199,6 @@
         <w:tc>
           <w:tcPr>
             <w:tcW w:w="4320" w:type="dxa"/>
-            <w:shd w:val="clear" w:color="auto" w:fill="auto"/>
           </w:tcPr>
           <w:p>
             <w:pPr>
@@ -256,7 +212,7 @@
                 <w:rFonts w:ascii="Arial" w:hAnsi="Arial" w:cs="Arial"/>
                 <w:lang w:val="en-GB"/>
               </w:rPr>
-              <w:t>+33 6 33 02 61 92</w:t>
+              <w:t>REDACTED</w:t>
             </w:r>
           </w:p>
         </w:tc>
@@ -265,7 +221,6 @@
         <w:tc>
           <w:tcPr>
             <w:tcW w:w="5040" w:type="dxa"/>
-            <w:shd w:val="clear" w:color="auto" w:fill="auto"/>
           </w:tcPr>
           <w:p>
             <w:pPr>
@@ -284,39 +239,7 @@
                 <w:rFonts w:ascii="Arial" w:hAnsi="Arial" w:cs="Arial"/>
                 <w:i/>
               </w:rPr>
-              <w:t>[</w:t>
-            </w:r>
-            <w:proofErr w:type="spellStart"/>
-            <w:r>
-              <w:rPr>
-                <w:rFonts w:ascii="Arial" w:hAnsi="Arial" w:cs="Arial"/>
-                <w:i/>
-              </w:rPr>
-              <w:t>name</w:t>
-            </w:r>
-            <w:proofErr w:type="spellEnd"/>
-            <w:r>
-              <w:rPr>
-                <w:rFonts w:ascii="Arial" w:hAnsi="Arial" w:cs="Arial"/>
-                <w:i/>
-              </w:rPr>
-              <w:t xml:space="preserve"> </w:t>
-            </w:r>
-            <w:proofErr w:type="spellStart"/>
-            <w:r>
-              <w:rPr>
-                <w:rFonts w:ascii="Arial" w:hAnsi="Arial" w:cs="Arial"/>
-                <w:i/>
-              </w:rPr>
-              <w:t>institution</w:t>
-            </w:r>
-            <w:proofErr w:type="spellEnd"/>
-            <w:r>
-              <w:rPr>
-                <w:rFonts w:ascii="Arial" w:hAnsi="Arial" w:cs="Arial"/>
-                <w:i/>
-              </w:rPr>
-              <w:t>]</w:t>
+              <w:t>[name institution]</w:t>
             </w:r>
             <w:r>
               <w:rPr>
@@ -330,7 +253,6 @@
         <w:tc>
           <w:tcPr>
             <w:tcW w:w="4320" w:type="dxa"/>
-            <w:shd w:val="clear" w:color="auto" w:fill="auto"/>
           </w:tcPr>
           <w:p>
             <w:pPr>
@@ -339,19 +261,11 @@
                 <w:lang w:val="en-US"/>
               </w:rPr>
             </w:pPr>
-            <w:proofErr w:type="spellStart"/>
-            <w:r>
-              <w:rPr>
-                <w:rFonts w:ascii="Arial" w:hAnsi="Arial" w:cs="Arial"/>
-              </w:rPr>
-              <w:t>Rijksuniversiteit</w:t>
-            </w:r>
-            <w:proofErr w:type="spellEnd"/>
-            <w:r>
-              <w:rPr>
-                <w:rFonts w:ascii="Arial" w:hAnsi="Arial" w:cs="Arial"/>
-              </w:rPr>
-              <w:t xml:space="preserve"> Groningen</w:t>
+            <w:r>
+              <w:rPr>
+                <w:rFonts w:ascii="Arial" w:hAnsi="Arial" w:cs="Arial"/>
+              </w:rPr>
+              <w:t>Rijksuniversiteit Groningen</w:t>
             </w:r>
           </w:p>
         </w:tc>
@@ -360,7 +274,6 @@
         <w:tc>
           <w:tcPr>
             <w:tcW w:w="5040" w:type="dxa"/>
-            <w:shd w:val="clear" w:color="auto" w:fill="auto"/>
           </w:tcPr>
           <w:p>
             <w:pPr>
@@ -397,7 +310,6 @@
         <w:tc>
           <w:tcPr>
             <w:tcW w:w="4320" w:type="dxa"/>
-            <w:shd w:val="clear" w:color="auto" w:fill="auto"/>
           </w:tcPr>
           <w:p>
             <w:pPr>
@@ -420,7 +332,6 @@
         <w:tc>
           <w:tcPr>
             <w:tcW w:w="5040" w:type="dxa"/>
-            <w:shd w:val="clear" w:color="auto" w:fill="auto"/>
           </w:tcPr>
           <w:p>
             <w:pPr>
@@ -439,55 +350,7 @@
                 <w:rFonts w:ascii="Arial" w:hAnsi="Arial" w:cs="Arial"/>
                 <w:i/>
               </w:rPr>
-              <w:t>[</w:t>
-            </w:r>
-            <w:proofErr w:type="spellStart"/>
-            <w:r>
-              <w:rPr>
-                <w:rFonts w:ascii="Arial" w:hAnsi="Arial" w:cs="Arial"/>
-                <w:i/>
-              </w:rPr>
-              <w:t>contractnumber</w:t>
-            </w:r>
-            <w:proofErr w:type="spellEnd"/>
-            <w:r>
-              <w:rPr>
-                <w:rFonts w:ascii="Arial" w:hAnsi="Arial" w:cs="Arial"/>
-                <w:i/>
-              </w:rPr>
-              <w:t xml:space="preserve"> + </w:t>
-            </w:r>
-            <w:proofErr w:type="spellStart"/>
-            <w:r>
-              <w:rPr>
-                <w:rFonts w:ascii="Arial" w:hAnsi="Arial" w:cs="Arial"/>
-                <w:i/>
-              </w:rPr>
-              <w:t>name</w:t>
-            </w:r>
-            <w:proofErr w:type="spellEnd"/>
-            <w:r>
-              <w:rPr>
-                <w:rFonts w:ascii="Arial" w:hAnsi="Arial" w:cs="Arial"/>
-                <w:i/>
-              </w:rPr>
-              <w:t xml:space="preserve"> </w:t>
-            </w:r>
-            <w:proofErr w:type="spellStart"/>
-            <w:r>
-              <w:rPr>
-                <w:rFonts w:ascii="Arial" w:hAnsi="Arial" w:cs="Arial"/>
-                <w:i/>
-              </w:rPr>
-              <w:t>research</w:t>
-            </w:r>
-            <w:proofErr w:type="spellEnd"/>
-            <w:r>
-              <w:rPr>
-                <w:rFonts w:ascii="Arial" w:hAnsi="Arial" w:cs="Arial"/>
-                <w:i/>
-              </w:rPr>
-              <w:t>]</w:t>
+              <w:t>[contractnumber + name research]</w:t>
             </w:r>
             <w:r>
               <w:rPr>
@@ -501,7 +364,6 @@
         <w:tc>
           <w:tcPr>
             <w:tcW w:w="4320" w:type="dxa"/>
-            <w:shd w:val="clear" w:color="auto" w:fill="auto"/>
           </w:tcPr>
           <w:p>
             <w:pPr>
@@ -529,30 +391,14 @@
                 <w:rFonts w:ascii="Arial" w:hAnsi="Arial" w:cs="Arial"/>
                 <w:lang w:val="en-US"/>
               </w:rPr>
-              <w:t xml:space="preserve"> Predicting Fertility Data Challenge (</w:t>
-            </w:r>
-            <w:proofErr w:type="spellStart"/>
+              <w:t xml:space="preserve"> Predicting Fertility Data Challenge (P</w:t>
+            </w:r>
             <w:r>
               <w:rPr>
                 <w:rFonts w:ascii="Arial" w:hAnsi="Arial" w:cs="Arial"/>
                 <w:lang w:val="en-US"/>
               </w:rPr>
-              <w:t>P</w:t>
-            </w:r>
-            <w:r>
-              <w:rPr>
-                <w:rFonts w:ascii="Arial" w:hAnsi="Arial" w:cs="Arial"/>
-                <w:lang w:val="en-US"/>
-              </w:rPr>
-              <w:t>reFer</w:t>
-            </w:r>
-            <w:proofErr w:type="spellEnd"/>
-            <w:r>
-              <w:rPr>
-                <w:rFonts w:ascii="Arial" w:hAnsi="Arial" w:cs="Arial"/>
-                <w:lang w:val="en-US"/>
-              </w:rPr>
-              <w:t>)</w:t>
+              <w:t>reFer)</w:t>
             </w:r>
           </w:p>
         </w:tc>
@@ -561,7 +407,6 @@
         <w:tc>
           <w:tcPr>
             <w:tcW w:w="5040" w:type="dxa"/>
-            <w:shd w:val="clear" w:color="auto" w:fill="auto"/>
           </w:tcPr>
           <w:p>
             <w:pPr>
@@ -645,7 +490,6 @@
         <w:tc>
           <w:tcPr>
             <w:tcW w:w="4320" w:type="dxa"/>
-            <w:shd w:val="clear" w:color="auto" w:fill="auto"/>
           </w:tcPr>
           <w:p>
             <w:pPr>
@@ -668,7 +512,6 @@
         <w:tc>
           <w:tcPr>
             <w:tcW w:w="5040" w:type="dxa"/>
-            <w:shd w:val="clear" w:color="auto" w:fill="auto"/>
           </w:tcPr>
           <w:p>
             <w:pPr>
@@ -710,7 +553,6 @@
         <w:tc>
           <w:tcPr>
             <w:tcW w:w="4320" w:type="dxa"/>
-            <w:shd w:val="clear" w:color="auto" w:fill="auto"/>
           </w:tcPr>
           <w:p>
             <w:pPr>
@@ -733,7 +575,6 @@
         <w:tc>
           <w:tcPr>
             <w:tcW w:w="5040" w:type="dxa"/>
-            <w:shd w:val="clear" w:color="auto" w:fill="auto"/>
           </w:tcPr>
           <w:p>
             <w:pPr>
@@ -786,7 +627,6 @@
         <w:tc>
           <w:tcPr>
             <w:tcW w:w="4320" w:type="dxa"/>
-            <w:shd w:val="clear" w:color="auto" w:fill="auto"/>
           </w:tcPr>
           <w:p>
             <w:pPr>
@@ -795,69 +635,12 @@
                 <w:lang w:val="en-US"/>
               </w:rPr>
             </w:pPr>
-            <w:proofErr w:type="spellStart"/>
             <w:r>
               <w:rPr>
                 <w:rFonts w:ascii="Arial" w:hAnsi="Arial" w:cs="Arial"/>
                 <w:lang w:val="en-US"/>
               </w:rPr>
-              <w:t>Gbapersoontab</w:t>
-            </w:r>
-            <w:proofErr w:type="spellEnd"/>
-            <w:r>
-              <w:rPr>
-                <w:rFonts w:ascii="Arial" w:hAnsi="Arial" w:cs="Arial"/>
-                <w:lang w:val="en-US"/>
-              </w:rPr>
-              <w:t xml:space="preserve">, </w:t>
-            </w:r>
-            <w:proofErr w:type="spellStart"/>
-            <w:r>
-              <w:rPr>
-                <w:rFonts w:ascii="Arial" w:hAnsi="Arial" w:cs="Arial"/>
-                <w:lang w:val="en-US"/>
-              </w:rPr>
-              <w:t>gbahuishoudensbus</w:t>
-            </w:r>
-            <w:proofErr w:type="spellEnd"/>
-            <w:r>
-              <w:rPr>
-                <w:rFonts w:ascii="Arial" w:hAnsi="Arial" w:cs="Arial"/>
-                <w:lang w:val="en-US"/>
-              </w:rPr>
-              <w:t xml:space="preserve">, </w:t>
-            </w:r>
-            <w:proofErr w:type="spellStart"/>
-            <w:r>
-              <w:rPr>
-                <w:rFonts w:ascii="Arial" w:hAnsi="Arial" w:cs="Arial"/>
-                <w:lang w:val="en-US"/>
-              </w:rPr>
-              <w:t>familienetwerktab</w:t>
-            </w:r>
-            <w:proofErr w:type="spellEnd"/>
-            <w:r>
-              <w:rPr>
-                <w:rFonts w:ascii="Arial" w:hAnsi="Arial" w:cs="Arial"/>
-                <w:lang w:val="en-US"/>
-              </w:rPr>
-              <w:t xml:space="preserve">, train.csv from </w:t>
-            </w:r>
-            <w:proofErr w:type="spellStart"/>
-            <w:r>
-              <w:rPr>
-                <w:rFonts w:ascii="Arial" w:hAnsi="Arial" w:cs="Arial"/>
-                <w:lang w:val="en-US"/>
-              </w:rPr>
-              <w:t>PreFer</w:t>
-            </w:r>
-            <w:proofErr w:type="spellEnd"/>
-            <w:r>
-              <w:rPr>
-                <w:rFonts w:ascii="Arial" w:hAnsi="Arial" w:cs="Arial"/>
-                <w:lang w:val="en-US"/>
-              </w:rPr>
-              <w:t xml:space="preserve"> challenge</w:t>
+              <w:t>Gbapersoontab, gbahuishoudensbus, familienetwerktab, train.csv from PreFer challenge</w:t>
             </w:r>
             <w:r>
               <w:rPr>
@@ -873,7 +656,6 @@
         <w:tc>
           <w:tcPr>
             <w:tcW w:w="5040" w:type="dxa"/>
-            <w:shd w:val="clear" w:color="auto" w:fill="auto"/>
           </w:tcPr>
           <w:p>
             <w:pPr>
@@ -933,7 +715,6 @@
         <w:tc>
           <w:tcPr>
             <w:tcW w:w="4320" w:type="dxa"/>
-            <w:shd w:val="clear" w:color="auto" w:fill="auto"/>
           </w:tcPr>
           <w:p>
             <w:pPr>
@@ -977,7 +758,6 @@
         <w:tc>
           <w:tcPr>
             <w:tcW w:w="5040" w:type="dxa"/>
-            <w:shd w:val="clear" w:color="auto" w:fill="auto"/>
           </w:tcPr>
           <w:p>
             <w:pPr>
@@ -1067,7 +847,6 @@
         <w:tc>
           <w:tcPr>
             <w:tcW w:w="4320" w:type="dxa"/>
-            <w:shd w:val="clear" w:color="auto" w:fill="auto"/>
           </w:tcPr>
           <w:p>
             <w:pPr>
@@ -1090,7 +869,6 @@
         <w:tc>
           <w:tcPr>
             <w:tcW w:w="5040" w:type="dxa"/>
-            <w:shd w:val="clear" w:color="auto" w:fill="auto"/>
           </w:tcPr>
           <w:p>
             <w:pPr>
@@ -1215,7 +993,6 @@
         <w:tc>
           <w:tcPr>
             <w:tcW w:w="4320" w:type="dxa"/>
-            <w:shd w:val="clear" w:color="auto" w:fill="auto"/>
           </w:tcPr>
           <w:p>
             <w:pPr>
@@ -1345,32 +1122,7 @@
                 <w:lang w:val="en-GB"/>
               </w:rPr>
               <w:lastRenderedPageBreak/>
-              <w:t xml:space="preserve">metric </w:t>
-            </w:r>
-            <w:bookmarkStart w:id="0" w:name="_GoBack"/>
-            <w:bookmarkEnd w:id="0"/>
-            <w:r>
-              <w:rPr>
-                <w:rFonts w:ascii="Arial" w:hAnsi="Arial" w:cs="Arial"/>
-                <w:lang w:val="en-GB"/>
-              </w:rPr>
-              <w:t xml:space="preserve">results from a run where we did </w:t>
-            </w:r>
-            <w:proofErr w:type="spellStart"/>
-            <w:r>
-              <w:rPr>
-                <w:rFonts w:ascii="Arial" w:hAnsi="Arial" w:cs="Arial"/>
-                <w:lang w:val="en-GB"/>
-              </w:rPr>
-              <w:t>hyperparameter</w:t>
-            </w:r>
-            <w:proofErr w:type="spellEnd"/>
-            <w:r>
-              <w:rPr>
-                <w:rFonts w:ascii="Arial" w:hAnsi="Arial" w:cs="Arial"/>
-                <w:lang w:val="en-GB"/>
-              </w:rPr>
-              <w:t xml:space="preserve"> tuning on the model.</w:t>
+              <w:t>metric results from a run where we did hyperparameter tuning on the model.</w:t>
             </w:r>
           </w:p>
         </w:tc>
@@ -1385,7 +1137,6 @@
               <w:bottom w:val="single" w:sz="4" w:space="0" w:color="auto"/>
               <w:right w:val="single" w:sz="4" w:space="0" w:color="auto"/>
             </w:tcBorders>
-            <w:shd w:val="clear" w:color="auto" w:fill="auto"/>
           </w:tcPr>
           <w:p>
             <w:pPr>
@@ -1420,7 +1171,6 @@
               <w:bottom w:val="single" w:sz="4" w:space="0" w:color="auto"/>
               <w:right w:val="single" w:sz="4" w:space="0" w:color="auto"/>
             </w:tcBorders>
-            <w:shd w:val="clear" w:color="auto" w:fill="auto"/>
           </w:tcPr>
           <w:p>
             <w:pPr>
@@ -1449,7 +1199,6 @@
               <w:bottom w:val="single" w:sz="4" w:space="0" w:color="auto"/>
               <w:right w:val="single" w:sz="4" w:space="0" w:color="auto"/>
             </w:tcBorders>
-            <w:shd w:val="clear" w:color="auto" w:fill="auto"/>
           </w:tcPr>
           <w:p>
             <w:pPr>
@@ -1483,7 +1232,6 @@
               <w:bottom w:val="single" w:sz="4" w:space="0" w:color="auto"/>
               <w:right w:val="single" w:sz="4" w:space="0" w:color="auto"/>
             </w:tcBorders>
-            <w:shd w:val="clear" w:color="auto" w:fill="auto"/>
           </w:tcPr>
           <w:p>
             <w:pPr>
@@ -1512,7 +1260,6 @@
               <w:bottom w:val="single" w:sz="4" w:space="0" w:color="auto"/>
               <w:right w:val="single" w:sz="4" w:space="0" w:color="auto"/>
             </w:tcBorders>
-            <w:shd w:val="clear" w:color="auto" w:fill="auto"/>
           </w:tcPr>
           <w:p>
             <w:pPr>
@@ -1546,7 +1293,6 @@
               <w:bottom w:val="single" w:sz="4" w:space="0" w:color="auto"/>
               <w:right w:val="single" w:sz="4" w:space="0" w:color="auto"/>
             </w:tcBorders>
-            <w:shd w:val="clear" w:color="auto" w:fill="auto"/>
           </w:tcPr>
           <w:p>
             <w:pPr>
@@ -1575,7 +1321,6 @@
               <w:bottom w:val="single" w:sz="4" w:space="0" w:color="auto"/>
               <w:right w:val="single" w:sz="4" w:space="0" w:color="auto"/>
             </w:tcBorders>
-            <w:shd w:val="clear" w:color="auto" w:fill="auto"/>
           </w:tcPr>
           <w:p>
             <w:pPr>
@@ -1589,23 +1334,7 @@
                 <w:rFonts w:ascii="Arial" w:hAnsi="Arial" w:cs="Arial"/>
                 <w:lang w:val="en-GB"/>
               </w:rPr>
-              <w:t>4 – Does this output contain information on 1 institution/company/household/</w:t>
-            </w:r>
-            <w:proofErr w:type="spellStart"/>
-            <w:r>
-              <w:rPr>
-                <w:rFonts w:ascii="Arial" w:hAnsi="Arial" w:cs="Arial"/>
-                <w:lang w:val="en-GB"/>
-              </w:rPr>
-              <w:t>etc</w:t>
-            </w:r>
-            <w:proofErr w:type="spellEnd"/>
-            <w:r>
-              <w:rPr>
-                <w:rFonts w:ascii="Arial" w:hAnsi="Arial" w:cs="Arial"/>
-                <w:lang w:val="en-GB"/>
-              </w:rPr>
-              <w:t>?</w:t>
+              <w:t>4 – Does this output contain information on 1 institution/company/household/etc?</w:t>
             </w:r>
             <w:r>
               <w:rPr>
@@ -1625,7 +1354,6 @@
               <w:bottom w:val="single" w:sz="4" w:space="0" w:color="auto"/>
               <w:right w:val="single" w:sz="4" w:space="0" w:color="auto"/>
             </w:tcBorders>
-            <w:shd w:val="clear" w:color="auto" w:fill="auto"/>
           </w:tcPr>
           <w:p>
             <w:pPr>
@@ -1654,7 +1382,6 @@
               <w:bottom w:val="single" w:sz="4" w:space="0" w:color="auto"/>
               <w:right w:val="single" w:sz="4" w:space="0" w:color="auto"/>
             </w:tcBorders>
-            <w:shd w:val="clear" w:color="auto" w:fill="auto"/>
           </w:tcPr>
           <w:p>
             <w:pPr>
@@ -1712,7 +1439,6 @@
               <w:bottom w:val="single" w:sz="4" w:space="0" w:color="auto"/>
               <w:right w:val="single" w:sz="4" w:space="0" w:color="auto"/>
             </w:tcBorders>
-            <w:shd w:val="clear" w:color="auto" w:fill="auto"/>
           </w:tcPr>
           <w:p>
             <w:pPr>
@@ -1741,7 +1467,6 @@
               <w:bottom w:val="single" w:sz="4" w:space="0" w:color="auto"/>
               <w:right w:val="single" w:sz="4" w:space="0" w:color="auto"/>
             </w:tcBorders>
-            <w:shd w:val="clear" w:color="auto" w:fill="auto"/>
           </w:tcPr>
           <w:p>
             <w:pPr>
@@ -1775,7 +1500,6 @@
               <w:bottom w:val="single" w:sz="4" w:space="0" w:color="auto"/>
               <w:right w:val="single" w:sz="4" w:space="0" w:color="auto"/>
             </w:tcBorders>
-            <w:shd w:val="clear" w:color="auto" w:fill="auto"/>
           </w:tcPr>
           <w:p>
             <w:pPr>
@@ -1817,7 +1541,7 @@
 </file>
 
 <file path=word/endnotes.xml><?xml version="1.0" encoding="utf-8"?>
-<w:endnotes xmlns:wpc="http://schemas.microsoft.com/office/word/2010/wordprocessingCanvas" xmlns:cx="http://schemas.microsoft.com/office/drawing/2014/chartex" xmlns:cx1="http://schemas.microsoft.com/office/drawing/2015/9/8/chartex" xmlns:mc="http://schemas.openxmlformats.org/markup-compatibility/2006" xmlns:o="urn:schemas-microsoft-com:office:office" xmlns:r="http://schemas.openxmlformats.org/officeDocument/2006/relationships" xmlns:m="http://schemas.openxmlformats.org/officeDocument/2006/math" xmlns:v="urn:schemas-microsoft-com:vml" xmlns:wp14="http://schemas.microsoft.com/office/word/2010/wordprocessingDrawing" xmlns:wp="http://schemas.openxmlformats.org/drawingml/2006/wordprocessingDrawing" xmlns:w10="urn:schemas-microsoft-com:office:word" xmlns:w="http://schemas.openxmlformats.org/wordprocessingml/2006/main" xmlns:w14="http://schemas.microsoft.com/office/word/2010/wordml" xmlns:w15="http://schemas.microsoft.com/office/word/2012/wordml" xmlns:w16se="http://schemas.microsoft.com/office/word/2015/wordml/symex" xmlns:wpg="http://schemas.microsoft.com/office/word/2010/wordprocessingGroup" xmlns:wpi="http://schemas.microsoft.com/office/word/2010/wordprocessingInk" xmlns:wne="http://schemas.microsoft.com/office/word/2006/wordml" xmlns:wps="http://schemas.microsoft.com/office/word/2010/wordprocessingShape" mc:Ignorable="w14 w15 w16se wp14">
+<w:endnotes xmlns:wpc="http://schemas.microsoft.com/office/word/2010/wordprocessingCanvas" xmlns:cx="http://schemas.microsoft.com/office/drawing/2014/chartex" xmlns:cx1="http://schemas.microsoft.com/office/drawing/2015/9/8/chartex" xmlns:cx2="http://schemas.microsoft.com/office/drawing/2015/10/21/chartex" xmlns:cx3="http://schemas.microsoft.com/office/drawing/2016/5/9/chartex" xmlns:cx4="http://schemas.microsoft.com/office/drawing/2016/5/10/chartex" xmlns:cx5="http://schemas.microsoft.com/office/drawing/2016/5/11/chartex" xmlns:cx6="http://schemas.microsoft.com/office/drawing/2016/5/12/chartex" xmlns:cx7="http://schemas.microsoft.com/office/drawing/2016/5/13/chartex" xmlns:cx8="http://schemas.microsoft.com/office/drawing/2016/5/14/chartex" xmlns:mc="http://schemas.openxmlformats.org/markup-compatibility/2006" xmlns:aink="http://schemas.microsoft.com/office/drawing/2016/ink" xmlns:am3d="http://schemas.microsoft.com/office/drawing/2017/model3d" xmlns:o="urn:schemas-microsoft-com:office:office" xmlns:oel="http://schemas.microsoft.com/office/2019/extlst" xmlns:r="http://schemas.openxmlformats.org/officeDocument/2006/relationships" xmlns:m="http://schemas.openxmlformats.org/officeDocument/2006/math" xmlns:v="urn:schemas-microsoft-com:vml" xmlns:wp14="http://schemas.microsoft.com/office/word/2010/wordprocessingDrawing" xmlns:wp="http://schemas.openxmlformats.org/drawingml/2006/wordprocessingDrawing" xmlns:w10="urn:schemas-microsoft-com:office:word" xmlns:w="http://schemas.openxmlformats.org/wordprocessingml/2006/main" xmlns:w14="http://schemas.microsoft.com/office/word/2010/wordml" xmlns:w15="http://schemas.microsoft.com/office/word/2012/wordml" xmlns:w16cex="http://schemas.microsoft.com/office/word/2018/wordml/cex" xmlns:w16cid="http://schemas.microsoft.com/office/word/2016/wordml/cid" xmlns:w16="http://schemas.microsoft.com/office/word/2018/wordml" xmlns:w16du="http://schemas.microsoft.com/office/word/2023/wordml/word16du" xmlns:w16sdtdh="http://schemas.microsoft.com/office/word/2020/wordml/sdtdatahash" xmlns:w16sdtfl="http://schemas.microsoft.com/office/word/2024/wordml/sdtformatlock" xmlns:w16se="http://schemas.microsoft.com/office/word/2015/wordml/symex" xmlns:wpg="http://schemas.microsoft.com/office/word/2010/wordprocessingGroup" xmlns:wpi="http://schemas.microsoft.com/office/word/2010/wordprocessingInk" xmlns:wne="http://schemas.microsoft.com/office/word/2006/wordml" xmlns:wps="http://schemas.microsoft.com/office/word/2010/wordprocessingShape" mc:Ignorable="w14 w15 w16se w16cid w16 w16cex w16sdtdh w16sdtfl w16du wp14">
   <w:endnote w:type="separator" w:id="-1">
     <w:p>
       <w:r>
@@ -1836,7 +1560,7 @@
 </file>
 
 <file path=word/footer1.xml><?xml version="1.0" encoding="utf-8"?>
-<w:ftr xmlns:wpc="http://schemas.microsoft.com/office/word/2010/wordprocessingCanvas" xmlns:cx="http://schemas.microsoft.com/office/drawing/2014/chartex" xmlns:cx1="http://schemas.microsoft.com/office/drawing/2015/9/8/chartex" xmlns:mc="http://schemas.openxmlformats.org/markup-compatibility/2006" xmlns:o="urn:schemas-microsoft-com:office:office" xmlns:r="http://schemas.openxmlformats.org/officeDocument/2006/relationships" xmlns:m="http://schemas.openxmlformats.org/officeDocument/2006/math" xmlns:v="urn:schemas-microsoft-com:vml" xmlns:wp14="http://schemas.microsoft.com/office/word/2010/wordprocessingDrawing" xmlns:wp="http://schemas.openxmlformats.org/drawingml/2006/wordprocessingDrawing" xmlns:w10="urn:schemas-microsoft-com:office:word" xmlns:w="http://schemas.openxmlformats.org/wordprocessingml/2006/main" xmlns:w14="http://schemas.microsoft.com/office/word/2010/wordml" xmlns:w15="http://schemas.microsoft.com/office/word/2012/wordml" xmlns:w16se="http://schemas.microsoft.com/office/word/2015/wordml/symex" xmlns:wpg="http://schemas.microsoft.com/office/word/2010/wordprocessingGroup" xmlns:wpi="http://schemas.microsoft.com/office/word/2010/wordprocessingInk" xmlns:wne="http://schemas.microsoft.com/office/word/2006/wordml" xmlns:wps="http://schemas.microsoft.com/office/word/2010/wordprocessingShape" mc:Ignorable="w14 w15 w16se wp14">
+<w:ftr xmlns:wpc="http://schemas.microsoft.com/office/word/2010/wordprocessingCanvas" xmlns:cx="http://schemas.microsoft.com/office/drawing/2014/chartex" xmlns:cx1="http://schemas.microsoft.com/office/drawing/2015/9/8/chartex" xmlns:cx2="http://schemas.microsoft.com/office/drawing/2015/10/21/chartex" xmlns:cx3="http://schemas.microsoft.com/office/drawing/2016/5/9/chartex" xmlns:cx4="http://schemas.microsoft.com/office/drawing/2016/5/10/chartex" xmlns:cx5="http://schemas.microsoft.com/office/drawing/2016/5/11/chartex" xmlns:cx6="http://schemas.microsoft.com/office/drawing/2016/5/12/chartex" xmlns:cx7="http://schemas.microsoft.com/office/drawing/2016/5/13/chartex" xmlns:cx8="http://schemas.microsoft.com/office/drawing/2016/5/14/chartex" xmlns:mc="http://schemas.openxmlformats.org/markup-compatibility/2006" xmlns:aink="http://schemas.microsoft.com/office/drawing/2016/ink" xmlns:am3d="http://schemas.microsoft.com/office/drawing/2017/model3d" xmlns:o="urn:schemas-microsoft-com:office:office" xmlns:oel="http://schemas.microsoft.com/office/2019/extlst" xmlns:r="http://schemas.openxmlformats.org/officeDocument/2006/relationships" xmlns:m="http://schemas.openxmlformats.org/officeDocument/2006/math" xmlns:v="urn:schemas-microsoft-com:vml" xmlns:wp14="http://schemas.microsoft.com/office/word/2010/wordprocessingDrawing" xmlns:wp="http://schemas.openxmlformats.org/drawingml/2006/wordprocessingDrawing" xmlns:w10="urn:schemas-microsoft-com:office:word" xmlns:w="http://schemas.openxmlformats.org/wordprocessingml/2006/main" xmlns:w14="http://schemas.microsoft.com/office/word/2010/wordml" xmlns:w15="http://schemas.microsoft.com/office/word/2012/wordml" xmlns:w16cex="http://schemas.microsoft.com/office/word/2018/wordml/cex" xmlns:w16cid="http://schemas.microsoft.com/office/word/2016/wordml/cid" xmlns:w16="http://schemas.microsoft.com/office/word/2018/wordml" xmlns:w16du="http://schemas.microsoft.com/office/word/2023/wordml/word16du" xmlns:w16sdtdh="http://schemas.microsoft.com/office/word/2020/wordml/sdtdatahash" xmlns:w16sdtfl="http://schemas.microsoft.com/office/word/2024/wordml/sdtformatlock" xmlns:w16se="http://schemas.microsoft.com/office/word/2015/wordml/symex" xmlns:wpg="http://schemas.microsoft.com/office/word/2010/wordprocessingGroup" xmlns:wpi="http://schemas.microsoft.com/office/word/2010/wordprocessingInk" xmlns:wne="http://schemas.microsoft.com/office/word/2006/wordml" xmlns:wps="http://schemas.microsoft.com/office/word/2010/wordprocessingShape" mc:Ignorable="w14 w15 w16se w16cid w16 w16cex w16sdtdh w16sdtfl w16du wp14">
   <w:p>
     <w:pPr>
       <w:pStyle w:val="Footer"/>
@@ -1867,7 +1591,7 @@
 </file>
 
 <file path=word/footnotes.xml><?xml version="1.0" encoding="utf-8"?>
-<w:footnotes xmlns:wpc="http://schemas.microsoft.com/office/word/2010/wordprocessingCanvas" xmlns:cx="http://schemas.microsoft.com/office/drawing/2014/chartex" xmlns:cx1="http://schemas.microsoft.com/office/drawing/2015/9/8/chartex" xmlns:mc="http://schemas.openxmlformats.org/markup-compatibility/2006" xmlns:o="urn:schemas-microsoft-com:office:office" xmlns:r="http://schemas.openxmlformats.org/officeDocument/2006/relationships" xmlns:m="http://schemas.openxmlformats.org/officeDocument/2006/math" xmlns:v="urn:schemas-microsoft-com:vml" xmlns:wp14="http://schemas.microsoft.com/office/word/2010/wordprocessingDrawing" xmlns:wp="http://schemas.openxmlformats.org/drawingml/2006/wordprocessingDrawing" xmlns:w10="urn:schemas-microsoft-com:office:word" xmlns:w="http://schemas.openxmlformats.org/wordprocessingml/2006/main" xmlns:w14="http://schemas.microsoft.com/office/word/2010/wordml" xmlns:w15="http://schemas.microsoft.com/office/word/2012/wordml" xmlns:w16se="http://schemas.microsoft.com/office/word/2015/wordml/symex" xmlns:wpg="http://schemas.microsoft.com/office/word/2010/wordprocessingGroup" xmlns:wpi="http://schemas.microsoft.com/office/word/2010/wordprocessingInk" xmlns:wne="http://schemas.microsoft.com/office/word/2006/wordml" xmlns:wps="http://schemas.microsoft.com/office/word/2010/wordprocessingShape" mc:Ignorable="w14 w15 w16se wp14">
+<w:footnotes xmlns:wpc="http://schemas.microsoft.com/office/word/2010/wordprocessingCanvas" xmlns:cx="http://schemas.microsoft.com/office/drawing/2014/chartex" xmlns:cx1="http://schemas.microsoft.com/office/drawing/2015/9/8/chartex" xmlns:cx2="http://schemas.microsoft.com/office/drawing/2015/10/21/chartex" xmlns:cx3="http://schemas.microsoft.com/office/drawing/2016/5/9/chartex" xmlns:cx4="http://schemas.microsoft.com/office/drawing/2016/5/10/chartex" xmlns:cx5="http://schemas.microsoft.com/office/drawing/2016/5/11/chartex" xmlns:cx6="http://schemas.microsoft.com/office/drawing/2016/5/12/chartex" xmlns:cx7="http://schemas.microsoft.com/office/drawing/2016/5/13/chartex" xmlns:cx8="http://schemas.microsoft.com/office/drawing/2016/5/14/chartex" xmlns:mc="http://schemas.openxmlformats.org/markup-compatibility/2006" xmlns:aink="http://schemas.microsoft.com/office/drawing/2016/ink" xmlns:am3d="http://schemas.microsoft.com/office/drawing/2017/model3d" xmlns:o="urn:schemas-microsoft-com:office:office" xmlns:oel="http://schemas.microsoft.com/office/2019/extlst" xmlns:r="http://schemas.openxmlformats.org/officeDocument/2006/relationships" xmlns:m="http://schemas.openxmlformats.org/officeDocument/2006/math" xmlns:v="urn:schemas-microsoft-com:vml" xmlns:wp14="http://schemas.microsoft.com/office/word/2010/wordprocessingDrawing" xmlns:wp="http://schemas.openxmlformats.org/drawingml/2006/wordprocessingDrawing" xmlns:w10="urn:schemas-microsoft-com:office:word" xmlns:w="http://schemas.openxmlformats.org/wordprocessingml/2006/main" xmlns:w14="http://schemas.microsoft.com/office/word/2010/wordml" xmlns:w15="http://schemas.microsoft.com/office/word/2012/wordml" xmlns:w16cex="http://schemas.microsoft.com/office/word/2018/wordml/cex" xmlns:w16cid="http://schemas.microsoft.com/office/word/2016/wordml/cid" xmlns:w16="http://schemas.microsoft.com/office/word/2018/wordml" xmlns:w16du="http://schemas.microsoft.com/office/word/2023/wordml/word16du" xmlns:w16sdtdh="http://schemas.microsoft.com/office/word/2020/wordml/sdtdatahash" xmlns:w16sdtfl="http://schemas.microsoft.com/office/word/2024/wordml/sdtformatlock" xmlns:w16se="http://schemas.microsoft.com/office/word/2015/wordml/symex" xmlns:wpg="http://schemas.microsoft.com/office/word/2010/wordprocessingGroup" xmlns:wpi="http://schemas.microsoft.com/office/word/2010/wordprocessingInk" xmlns:wne="http://schemas.microsoft.com/office/word/2006/wordml" xmlns:wps="http://schemas.microsoft.com/office/word/2010/wordprocessingShape" mc:Ignorable="w14 w15 w16se w16cid w16 w16cex w16sdtdh w16sdtfl w16du wp14">
   <w:footnote w:type="separator" w:id="-1">
     <w:p>
       <w:r>
@@ -1978,7 +1702,7 @@
 </file>
 
 <file path=word/header1.xml><?xml version="1.0" encoding="utf-8"?>
-<w:hdr xmlns:wpc="http://schemas.microsoft.com/office/word/2010/wordprocessingCanvas" xmlns:cx="http://schemas.microsoft.com/office/drawing/2014/chartex" xmlns:cx1="http://schemas.microsoft.com/office/drawing/2015/9/8/chartex" xmlns:mc="http://schemas.openxmlformats.org/markup-compatibility/2006" xmlns:o="urn:schemas-microsoft-com:office:office" xmlns:r="http://schemas.openxmlformats.org/officeDocument/2006/relationships" xmlns:m="http://schemas.openxmlformats.org/officeDocument/2006/math" xmlns:v="urn:schemas-microsoft-com:vml" xmlns:wp14="http://schemas.microsoft.com/office/word/2010/wordprocessingDrawing" xmlns:wp="http://schemas.openxmlformats.org/drawingml/2006/wordprocessingDrawing" xmlns:w10="urn:schemas-microsoft-com:office:word" xmlns:w="http://schemas.openxmlformats.org/wordprocessingml/2006/main" xmlns:w14="http://schemas.microsoft.com/office/word/2010/wordml" xmlns:w15="http://schemas.microsoft.com/office/word/2012/wordml" xmlns:w16se="http://schemas.microsoft.com/office/word/2015/wordml/symex" xmlns:wpg="http://schemas.microsoft.com/office/word/2010/wordprocessingGroup" xmlns:wpi="http://schemas.microsoft.com/office/word/2010/wordprocessingInk" xmlns:wne="http://schemas.microsoft.com/office/word/2006/wordml" xmlns:wps="http://schemas.microsoft.com/office/word/2010/wordprocessingShape" mc:Ignorable="w14 w15 w16se wp14">
+<w:hdr xmlns:wpc="http://schemas.microsoft.com/office/word/2010/wordprocessingCanvas" xmlns:cx="http://schemas.microsoft.com/office/drawing/2014/chartex" xmlns:cx1="http://schemas.microsoft.com/office/drawing/2015/9/8/chartex" xmlns:cx2="http://schemas.microsoft.com/office/drawing/2015/10/21/chartex" xmlns:cx3="http://schemas.microsoft.com/office/drawing/2016/5/9/chartex" xmlns:cx4="http://schemas.microsoft.com/office/drawing/2016/5/10/chartex" xmlns:cx5="http://schemas.microsoft.com/office/drawing/2016/5/11/chartex" xmlns:cx6="http://schemas.microsoft.com/office/drawing/2016/5/12/chartex" xmlns:cx7="http://schemas.microsoft.com/office/drawing/2016/5/13/chartex" xmlns:cx8="http://schemas.microsoft.com/office/drawing/2016/5/14/chartex" xmlns:mc="http://schemas.openxmlformats.org/markup-compatibility/2006" xmlns:aink="http://schemas.microsoft.com/office/drawing/2016/ink" xmlns:am3d="http://schemas.microsoft.com/office/drawing/2017/model3d" xmlns:o="urn:schemas-microsoft-com:office:office" xmlns:oel="http://schemas.microsoft.com/office/2019/extlst" xmlns:r="http://schemas.openxmlformats.org/officeDocument/2006/relationships" xmlns:m="http://schemas.openxmlformats.org/officeDocument/2006/math" xmlns:v="urn:schemas-microsoft-com:vml" xmlns:wp14="http://schemas.microsoft.com/office/word/2010/wordprocessingDrawing" xmlns:wp="http://schemas.openxmlformats.org/drawingml/2006/wordprocessingDrawing" xmlns:w10="urn:schemas-microsoft-com:office:word" xmlns:w="http://schemas.openxmlformats.org/wordprocessingml/2006/main" xmlns:w14="http://schemas.microsoft.com/office/word/2010/wordml" xmlns:w15="http://schemas.microsoft.com/office/word/2012/wordml" xmlns:w16cex="http://schemas.microsoft.com/office/word/2018/wordml/cex" xmlns:w16cid="http://schemas.microsoft.com/office/word/2016/wordml/cid" xmlns:w16="http://schemas.microsoft.com/office/word/2018/wordml" xmlns:w16du="http://schemas.microsoft.com/office/word/2023/wordml/word16du" xmlns:w16sdtdh="http://schemas.microsoft.com/office/word/2020/wordml/sdtdatahash" xmlns:w16sdtfl="http://schemas.microsoft.com/office/word/2024/wordml/sdtformatlock" xmlns:w16se="http://schemas.microsoft.com/office/word/2015/wordml/symex" xmlns:wpg="http://schemas.microsoft.com/office/word/2010/wordprocessingGroup" xmlns:wpi="http://schemas.microsoft.com/office/word/2010/wordprocessingInk" xmlns:wne="http://schemas.microsoft.com/office/word/2006/wordml" xmlns:wps="http://schemas.microsoft.com/office/word/2010/wordprocessingShape" mc:Ignorable="w14 w15 w16se w16cid w16 w16cex w16sdtdh w16sdtfl w16du wp14">
   <w:p>
     <w:pPr>
       <w:pStyle w:val="Divisie"/>
@@ -2201,7 +1925,7 @@
 </file>
 
 <file path=word/numbering.xml><?xml version="1.0" encoding="utf-8"?>
-<w:numbering xmlns:wpc="http://schemas.microsoft.com/office/word/2010/wordprocessingCanvas" xmlns:cx="http://schemas.microsoft.com/office/drawing/2014/chartex" xmlns:cx1="http://schemas.microsoft.com/office/drawing/2015/9/8/chartex" xmlns:mc="http://schemas.openxmlformats.org/markup-compatibility/2006" xmlns:o="urn:schemas-microsoft-com:office:office" xmlns:r="http://schemas.openxmlformats.org/officeDocument/2006/relationships" xmlns:m="http://schemas.openxmlformats.org/officeDocument/2006/math" xmlns:v="urn:schemas-microsoft-com:vml" xmlns:wp14="http://schemas.microsoft.com/office/word/2010/wordprocessingDrawing" xmlns:wp="http://schemas.openxmlformats.org/drawingml/2006/wordprocessingDrawing" xmlns:w10="urn:schemas-microsoft-com:office:word" xmlns:w="http://schemas.openxmlformats.org/wordprocessingml/2006/main" xmlns:w14="http://schemas.microsoft.com/office/word/2010/wordml" xmlns:w15="http://schemas.microsoft.com/office/word/2012/wordml" xmlns:w16se="http://schemas.microsoft.com/office/word/2015/wordml/symex" xmlns:wpg="http://schemas.microsoft.com/office/word/2010/wordprocessingGroup" xmlns:wpi="http://schemas.microsoft.com/office/word/2010/wordprocessingInk" xmlns:wne="http://schemas.microsoft.com/office/word/2006/wordml" xmlns:wps="http://schemas.microsoft.com/office/word/2010/wordprocessingShape" mc:Ignorable="w14 w15 w16se wp14">
+<w:numbering xmlns:wpc="http://schemas.microsoft.com/office/word/2010/wordprocessingCanvas" xmlns:cx="http://schemas.microsoft.com/office/drawing/2014/chartex" xmlns:cx1="http://schemas.microsoft.com/office/drawing/2015/9/8/chartex" xmlns:cx2="http://schemas.microsoft.com/office/drawing/2015/10/21/chartex" xmlns:cx3="http://schemas.microsoft.com/office/drawing/2016/5/9/chartex" xmlns:cx4="http://schemas.microsoft.com/office/drawing/2016/5/10/chartex" xmlns:cx5="http://schemas.microsoft.com/office/drawing/2016/5/11/chartex" xmlns:cx6="http://schemas.microsoft.com/office/drawing/2016/5/12/chartex" xmlns:cx7="http://schemas.microsoft.com/office/drawing/2016/5/13/chartex" xmlns:cx8="http://schemas.microsoft.com/office/drawing/2016/5/14/chartex" xmlns:mc="http://schemas.openxmlformats.org/markup-compatibility/2006" xmlns:aink="http://schemas.microsoft.com/office/drawing/2016/ink" xmlns:am3d="http://schemas.microsoft.com/office/drawing/2017/model3d" xmlns:o="urn:schemas-microsoft-com:office:office" xmlns:oel="http://schemas.microsoft.com/office/2019/extlst" xmlns:r="http://schemas.openxmlformats.org/officeDocument/2006/relationships" xmlns:m="http://schemas.openxmlformats.org/officeDocument/2006/math" xmlns:v="urn:schemas-microsoft-com:vml" xmlns:wp14="http://schemas.microsoft.com/office/word/2010/wordprocessingDrawing" xmlns:wp="http://schemas.openxmlformats.org/drawingml/2006/wordprocessingDrawing" xmlns:w10="urn:schemas-microsoft-com:office:word" xmlns:w="http://schemas.openxmlformats.org/wordprocessingml/2006/main" xmlns:w14="http://schemas.microsoft.com/office/word/2010/wordml" xmlns:w15="http://schemas.microsoft.com/office/word/2012/wordml" xmlns:w16cex="http://schemas.microsoft.com/office/word/2018/wordml/cex" xmlns:w16cid="http://schemas.microsoft.com/office/word/2016/wordml/cid" xmlns:w16="http://schemas.microsoft.com/office/word/2018/wordml" xmlns:w16du="http://schemas.microsoft.com/office/word/2023/wordml/word16du" xmlns:w16sdtdh="http://schemas.microsoft.com/office/word/2020/wordml/sdtdatahash" xmlns:w16sdtfl="http://schemas.microsoft.com/office/word/2024/wordml/sdtformatlock" xmlns:w16se="http://schemas.microsoft.com/office/word/2015/wordml/symex" xmlns:wpg="http://schemas.microsoft.com/office/word/2010/wordprocessingGroup" xmlns:wpi="http://schemas.microsoft.com/office/word/2010/wordprocessingInk" xmlns:wne="http://schemas.microsoft.com/office/word/2006/wordml" xmlns:wps="http://schemas.microsoft.com/office/word/2010/wordprocessingShape" mc:Ignorable="w14 w15 w16se w16cid w16 w16cex w16sdtdh w16sdtfl w16du wp14">
   <w:abstractNum w:abstractNumId="0" w15:restartNumberingAfterBreak="0">
     <w:nsid w:val="FFFFFF7C"/>
     <w:multiLevelType w:val="singleLevel"/>
@@ -4521,101 +4245,101 @@
       </w:rPr>
     </w:lvl>
   </w:abstractNum>
-  <w:num w:numId="1">
+  <w:num w:numId="1" w16cid:durableId="789782572">
     <w:abstractNumId w:val="10"/>
   </w:num>
-  <w:num w:numId="2">
+  <w:num w:numId="2" w16cid:durableId="1388063410">
     <w:abstractNumId w:val="17"/>
   </w:num>
-  <w:num w:numId="3">
+  <w:num w:numId="3" w16cid:durableId="365521996">
     <w:abstractNumId w:val="16"/>
   </w:num>
-  <w:num w:numId="4">
+  <w:num w:numId="4" w16cid:durableId="510334485">
     <w:abstractNumId w:val="14"/>
   </w:num>
-  <w:num w:numId="5">
+  <w:num w:numId="5" w16cid:durableId="974062359">
     <w:abstractNumId w:val="23"/>
   </w:num>
-  <w:num w:numId="6">
+  <w:num w:numId="6" w16cid:durableId="658466888">
     <w:abstractNumId w:val="18"/>
   </w:num>
-  <w:num w:numId="7">
+  <w:num w:numId="7" w16cid:durableId="940188121">
     <w:abstractNumId w:val="28"/>
   </w:num>
-  <w:num w:numId="8">
+  <w:num w:numId="8" w16cid:durableId="53552150">
     <w:abstractNumId w:val="26"/>
   </w:num>
-  <w:num w:numId="9">
+  <w:num w:numId="9" w16cid:durableId="451705654">
     <w:abstractNumId w:val="25"/>
   </w:num>
-  <w:num w:numId="10">
+  <w:num w:numId="10" w16cid:durableId="1014961143">
     <w:abstractNumId w:val="20"/>
   </w:num>
-  <w:num w:numId="11">
+  <w:num w:numId="11" w16cid:durableId="201406946">
     <w:abstractNumId w:val="12"/>
   </w:num>
-  <w:num w:numId="12">
+  <w:num w:numId="12" w16cid:durableId="1645089110">
     <w:abstractNumId w:val="9"/>
   </w:num>
-  <w:num w:numId="13">
+  <w:num w:numId="13" w16cid:durableId="451094177">
     <w:abstractNumId w:val="7"/>
   </w:num>
-  <w:num w:numId="14">
+  <w:num w:numId="14" w16cid:durableId="2042582256">
     <w:abstractNumId w:val="6"/>
   </w:num>
-  <w:num w:numId="15">
+  <w:num w:numId="15" w16cid:durableId="774524653">
     <w:abstractNumId w:val="5"/>
   </w:num>
-  <w:num w:numId="16">
+  <w:num w:numId="16" w16cid:durableId="934442873">
     <w:abstractNumId w:val="4"/>
   </w:num>
-  <w:num w:numId="17">
+  <w:num w:numId="17" w16cid:durableId="24714418">
     <w:abstractNumId w:val="8"/>
   </w:num>
-  <w:num w:numId="18">
+  <w:num w:numId="18" w16cid:durableId="929000833">
     <w:abstractNumId w:val="3"/>
   </w:num>
-  <w:num w:numId="19">
+  <w:num w:numId="19" w16cid:durableId="1023021086">
     <w:abstractNumId w:val="2"/>
   </w:num>
-  <w:num w:numId="20">
+  <w:num w:numId="20" w16cid:durableId="1629973719">
     <w:abstractNumId w:val="1"/>
   </w:num>
-  <w:num w:numId="21">
+  <w:num w:numId="21" w16cid:durableId="706755273">
     <w:abstractNumId w:val="0"/>
   </w:num>
-  <w:num w:numId="22">
+  <w:num w:numId="22" w16cid:durableId="1026055786">
     <w:abstractNumId w:val="29"/>
   </w:num>
-  <w:num w:numId="23">
+  <w:num w:numId="23" w16cid:durableId="951017683">
     <w:abstractNumId w:val="19"/>
   </w:num>
-  <w:num w:numId="24">
+  <w:num w:numId="24" w16cid:durableId="95098285">
     <w:abstractNumId w:val="11"/>
   </w:num>
-  <w:num w:numId="25">
+  <w:num w:numId="25" w16cid:durableId="1527867437">
     <w:abstractNumId w:val="22"/>
   </w:num>
-  <w:num w:numId="26">
+  <w:num w:numId="26" w16cid:durableId="1839806852">
     <w:abstractNumId w:val="21"/>
   </w:num>
-  <w:num w:numId="27">
+  <w:num w:numId="27" w16cid:durableId="504978790">
     <w:abstractNumId w:val="15"/>
   </w:num>
-  <w:num w:numId="28">
+  <w:num w:numId="28" w16cid:durableId="467090284">
     <w:abstractNumId w:val="27"/>
   </w:num>
-  <w:num w:numId="29">
+  <w:num w:numId="29" w16cid:durableId="1063063442">
     <w:abstractNumId w:val="13"/>
   </w:num>
-  <w:num w:numId="30">
+  <w:num w:numId="30" w16cid:durableId="60763455">
     <w:abstractNumId w:val="24"/>
   </w:num>
 </w:numbering>
 </file>
 
 <file path=word/styles.xml><?xml version="1.0" encoding="utf-8"?>
-<w:styles xmlns:mc="http://schemas.openxmlformats.org/markup-compatibility/2006" xmlns:r="http://schemas.openxmlformats.org/officeDocument/2006/relationships" xmlns:w="http://schemas.openxmlformats.org/wordprocessingml/2006/main" xmlns:w14="http://schemas.microsoft.com/office/word/2010/wordml" xmlns:w15="http://schemas.microsoft.com/office/word/2012/wordml" xmlns:w16se="http://schemas.microsoft.com/office/word/2015/wordml/symex" mc:Ignorable="w14 w15 w16se">
+<w:styles xmlns:mc="http://schemas.openxmlformats.org/markup-compatibility/2006" xmlns:r="http://schemas.openxmlformats.org/officeDocument/2006/relationships" xmlns:w="http://schemas.openxmlformats.org/wordprocessingml/2006/main" xmlns:w14="http://schemas.microsoft.com/office/word/2010/wordml" xmlns:w15="http://schemas.microsoft.com/office/word/2012/wordml" xmlns:w16cex="http://schemas.microsoft.com/office/word/2018/wordml/cex" xmlns:w16cid="http://schemas.microsoft.com/office/word/2016/wordml/cid" xmlns:w16="http://schemas.microsoft.com/office/word/2018/wordml" xmlns:w16du="http://schemas.microsoft.com/office/word/2023/wordml/word16du" xmlns:w16sdtdh="http://schemas.microsoft.com/office/word/2020/wordml/sdtdatahash" xmlns:w16sdtfl="http://schemas.microsoft.com/office/word/2024/wordml/sdtformatlock" xmlns:w16se="http://schemas.microsoft.com/office/word/2015/wordml/symex" mc:Ignorable="w14 w15 w16se w16cid w16 w16cex w16sdtdh w16sdtfl w16du">
   <w:docDefaults>
     <w:rPrDefault>
       <w:rPr>
@@ -4625,7 +4349,7 @@
     </w:rPrDefault>
     <w:pPrDefault/>
   </w:docDefaults>
-  <w:latentStyles w:defLockedState="0" w:defUIPriority="0" w:defSemiHidden="0" w:defUnhideWhenUsed="0" w:defQFormat="0" w:count="371">
+  <w:latentStyles w:defLockedState="0" w:defUIPriority="0" w:defSemiHidden="0" w:defUnhideWhenUsed="0" w:defQFormat="0" w:count="376">
     <w:lsdException w:name="heading 2" w:semiHidden="1" w:unhideWhenUsed="1" w:qFormat="1"/>
     <w:lsdException w:name="heading 3" w:semiHidden="1" w:unhideWhenUsed="1" w:qFormat="1"/>
     <w:lsdException w:name="heading 4" w:semiHidden="1" w:unhideWhenUsed="1" w:qFormat="1"/>
@@ -4984,6 +4708,11 @@
     <w:lsdException w:name="List Table 5 Dark Accent 6" w:uiPriority="50"/>
     <w:lsdException w:name="List Table 6 Colorful Accent 6" w:uiPriority="51"/>
     <w:lsdException w:name="List Table 7 Colorful Accent 6" w:uiPriority="52"/>
+    <w:lsdException w:name="Mention" w:semiHidden="1" w:uiPriority="99" w:unhideWhenUsed="1"/>
+    <w:lsdException w:name="Smart Hyperlink" w:semiHidden="1" w:uiPriority="99" w:unhideWhenUsed="1"/>
+    <w:lsdException w:name="Hashtag" w:semiHidden="1" w:uiPriority="99" w:unhideWhenUsed="1"/>
+    <w:lsdException w:name="Unresolved Mention" w:semiHidden="1" w:uiPriority="99" w:unhideWhenUsed="1"/>
+    <w:lsdException w:name="Smart Link" w:semiHidden="1" w:uiPriority="99" w:unhideWhenUsed="1"/>
   </w:latentStyles>
   <w:style w:type="paragraph" w:default="1" w:styleId="Normal">
     <w:name w:val="Normal"/>
